--- a/Requisitos/Documentos de Casos de Uso/CSU03 - ManterSolicitante.docx
+++ b/Requisitos/Documentos de Casos de Uso/CSU03 - ManterSolicitante.docx
@@ -1,6 +1,6 @@
 
 <file path=word/document.xml><?xml version="1.0" encoding="utf-8"?>
-<w:document xmlns:wpc="http://schemas.microsoft.com/office/word/2010/wordprocessingCanvas" xmlns:mc="http://schemas.openxmlformats.org/markup-compatibility/2006" xmlns:o="urn:schemas-microsoft-com:office:office" xmlns:r="http://schemas.openxmlformats.org/officeDocument/2006/relationships" xmlns:m="http://schemas.openxmlformats.org/officeDocument/2006/math" xmlns:v="urn:schemas-microsoft-com:vml" xmlns:wp14="http://schemas.microsoft.com/office/word/2010/wordprocessingDrawing" xmlns:wp="http://schemas.openxmlformats.org/drawingml/2006/wordprocessingDrawing" xmlns:w10="urn:schemas-microsoft-com:office:word" xmlns:w="http://schemas.openxmlformats.org/wordprocessingml/2006/main" xmlns:w14="http://schemas.microsoft.com/office/word/2010/wordml" xmlns:w15="http://schemas.microsoft.com/office/word/2012/wordml" xmlns:wpg="http://schemas.microsoft.com/office/word/2010/wordprocessingGroup" xmlns:wpi="http://schemas.microsoft.com/office/word/2010/wordprocessingInk" xmlns:wne="http://schemas.microsoft.com/office/word/2006/wordml" xmlns:wps="http://schemas.microsoft.com/office/word/2010/wordprocessingShape" mc:Ignorable="w14 w15 wp14">
+<w:document xmlns:wpc="http://schemas.microsoft.com/office/word/2010/wordprocessingCanvas" xmlns:cx="http://schemas.microsoft.com/office/drawing/2014/chartex" xmlns:cx1="http://schemas.microsoft.com/office/drawing/2015/9/8/chartex" xmlns:cx2="http://schemas.microsoft.com/office/drawing/2015/10/21/chartex" xmlns:cx3="http://schemas.microsoft.com/office/drawing/2016/5/9/chartex" xmlns:cx4="http://schemas.microsoft.com/office/drawing/2016/5/10/chartex" xmlns:cx5="http://schemas.microsoft.com/office/drawing/2016/5/11/chartex" xmlns:cx6="http://schemas.microsoft.com/office/drawing/2016/5/12/chartex" xmlns:cx7="http://schemas.microsoft.com/office/drawing/2016/5/13/chartex" xmlns:cx8="http://schemas.microsoft.com/office/drawing/2016/5/14/chartex" xmlns:mc="http://schemas.openxmlformats.org/markup-compatibility/2006" xmlns:aink="http://schemas.microsoft.com/office/drawing/2016/ink" xmlns:am3d="http://schemas.microsoft.com/office/drawing/2017/model3d" xmlns:o="urn:schemas-microsoft-com:office:office" xmlns:oel="http://schemas.microsoft.com/office/2019/extlst" xmlns:r="http://schemas.openxmlformats.org/officeDocument/2006/relationships" xmlns:m="http://schemas.openxmlformats.org/officeDocument/2006/math" xmlns:v="urn:schemas-microsoft-com:vml" xmlns:wp14="http://schemas.microsoft.com/office/word/2010/wordprocessingDrawing" xmlns:wp="http://schemas.openxmlformats.org/drawingml/2006/wordprocessingDrawing" xmlns:w10="urn:schemas-microsoft-com:office:word" xmlns:w="http://schemas.openxmlformats.org/wordprocessingml/2006/main" xmlns:w14="http://schemas.microsoft.com/office/word/2010/wordml" xmlns:w15="http://schemas.microsoft.com/office/word/2012/wordml" xmlns:w16cex="http://schemas.microsoft.com/office/word/2018/wordml/cex" xmlns:w16cid="http://schemas.microsoft.com/office/word/2016/wordml/cid" xmlns:w16="http://schemas.microsoft.com/office/word/2018/wordml" xmlns:w16sdtdh="http://schemas.microsoft.com/office/word/2020/wordml/sdtdatahash" xmlns:w16se="http://schemas.microsoft.com/office/word/2015/wordml/symex" xmlns:wpg="http://schemas.microsoft.com/office/word/2010/wordprocessingGroup" xmlns:wpi="http://schemas.microsoft.com/office/word/2010/wordprocessingInk" xmlns:wne="http://schemas.microsoft.com/office/word/2006/wordml" xmlns:wps="http://schemas.microsoft.com/office/word/2010/wordprocessingShape" mc:Ignorable="w14 w15 w16se w16cid w16 w16cex w16sdtdh wp14">
   <w:body>
     <w:p>
       <w:pPr>
@@ -370,45 +370,29 @@
             <w:pPr>
               <w:rPr>
                 <w:sz w:val="28"/>
-              </w:rPr>
-            </w:pPr>
-            <w:r>
-              <w:rPr>
-                <w:rStyle w:val="CdigoHTML"/>
-                <w:sz w:val="24"/>
-                <w:szCs w:val="24"/>
-              </w:rPr>
-              <w:t>«</w:t>
-            </w:r>
-            <w:r>
+                <w:szCs w:val="28"/>
+              </w:rPr>
+            </w:pPr>
+            <w:r>
+              <w:rPr>
+                <w:sz w:val="28"/>
+                <w:szCs w:val="28"/>
+              </w:rPr>
               <w:t xml:space="preserve"> </w:t>
             </w:r>
-            <w:proofErr w:type="spellStart"/>
-            <w:proofErr w:type="gramStart"/>
-            <w:r>
-              <w:t>include</w:t>
-            </w:r>
-            <w:proofErr w:type="gramEnd"/>
-            <w:r>
-              <w:rPr>
-                <w:rStyle w:val="CdigoHTML"/>
-                <w:sz w:val="24"/>
-                <w:szCs w:val="24"/>
-              </w:rPr>
-              <w:t>»</w:t>
-            </w:r>
-            <w:r>
-              <w:t>AutenticarUsuario</w:t>
-            </w:r>
-            <w:proofErr w:type="spellEnd"/>
-            <w:r>
-              <w:t xml:space="preserve"> </w:t>
-            </w:r>
-            <w:r>
-              <w:t>(exceto no cadastro inicial)</w:t>
-            </w:r>
-            <w:r>
-              <w:t>.</w:t>
+            <w:r>
+              <w:rPr>
+                <w:sz w:val="28"/>
+                <w:szCs w:val="28"/>
+              </w:rPr>
+              <w:t xml:space="preserve">Usuário autenticado </w:t>
+            </w:r>
+            <w:r>
+              <w:rPr>
+                <w:sz w:val="28"/>
+                <w:szCs w:val="28"/>
+              </w:rPr>
+              <w:t>(exceto no cadastro inicial).</w:t>
             </w:r>
           </w:p>
         </w:tc>
@@ -479,7 +463,7 @@
       <w:tr>
         <w:trPr>
           <w:cantSplit/>
-          <w:trHeight w:val="4716"/>
+          <w:trHeight w:val="2330"/>
         </w:trPr>
         <w:tc>
           <w:tcPr>
@@ -520,30 +504,115 @@
               </w:numPr>
               <w:jc w:val="left"/>
               <w:rPr>
-                <w:b/>
-                <w:sz w:val="32"/>
-                <w:szCs w:val="32"/>
-              </w:rPr>
-            </w:pPr>
-            <w:r>
-              <w:rPr>
-                <w:b/>
-                <w:sz w:val="32"/>
-                <w:szCs w:val="32"/>
-              </w:rPr>
-              <w:t>Solicitante acessa “Meus Dados” ou “Criar Conta”.</w:t>
-            </w:r>
-          </w:p>
-          <w:p>
-            <w:pPr>
-              <w:pStyle w:val="Ttulo2"/>
-              <w:jc w:val="left"/>
-              <w:rPr>
-                <w:b/>
-                <w:sz w:val="32"/>
-                <w:szCs w:val="32"/>
-              </w:rPr>
-            </w:pPr>
+                <w:bCs/>
+                <w:sz w:val="32"/>
+                <w:szCs w:val="32"/>
+              </w:rPr>
+            </w:pPr>
+            <w:r>
+              <w:rPr>
+                <w:bCs/>
+                <w:sz w:val="32"/>
+                <w:szCs w:val="32"/>
+              </w:rPr>
+              <w:t xml:space="preserve">Solicitante acessa “Meus Dados” ou “Criar </w:t>
+            </w:r>
+            <w:proofErr w:type="gramStart"/>
+            <w:r>
+              <w:rPr>
+                <w:bCs/>
+                <w:sz w:val="32"/>
+                <w:szCs w:val="32"/>
+              </w:rPr>
+              <w:t>Conta”</w:t>
+            </w:r>
+            <w:r>
+              <w:rPr>
+                <w:bCs/>
+                <w:sz w:val="32"/>
+                <w:szCs w:val="32"/>
+              </w:rPr>
+              <w:t>(</w:t>
+            </w:r>
+            <w:proofErr w:type="gramEnd"/>
+            <w:r>
+              <w:rPr>
+                <w:bCs/>
+                <w:color w:val="FF0000"/>
+                <w:sz w:val="32"/>
+                <w:szCs w:val="32"/>
+              </w:rPr>
+              <w:t>Tela</w:t>
+            </w:r>
+            <w:r>
+              <w:rPr>
+                <w:bCs/>
+                <w:color w:val="FF0000"/>
+                <w:sz w:val="32"/>
+                <w:szCs w:val="32"/>
+              </w:rPr>
+              <w:t>_</w:t>
+            </w:r>
+            <w:r>
+              <w:rPr>
+                <w:bCs/>
+                <w:color w:val="FF0000"/>
+                <w:sz w:val="32"/>
+                <w:szCs w:val="32"/>
+              </w:rPr>
+              <w:t>0</w:t>
+            </w:r>
+            <w:r>
+              <w:rPr>
+                <w:bCs/>
+                <w:color w:val="FF0000"/>
+                <w:sz w:val="32"/>
+                <w:szCs w:val="32"/>
+              </w:rPr>
+              <w:t>2</w:t>
+            </w:r>
+            <w:r>
+              <w:rPr>
+                <w:bCs/>
+                <w:sz w:val="32"/>
+                <w:szCs w:val="32"/>
+              </w:rPr>
+              <w:t>/</w:t>
+            </w:r>
+            <w:r>
+              <w:rPr>
+                <w:bCs/>
+                <w:color w:val="FF0000"/>
+                <w:sz w:val="32"/>
+                <w:szCs w:val="32"/>
+              </w:rPr>
+              <w:t>Tela_0</w:t>
+            </w:r>
+            <w:r>
+              <w:rPr>
+                <w:bCs/>
+                <w:color w:val="FF0000"/>
+                <w:sz w:val="32"/>
+                <w:szCs w:val="32"/>
+              </w:rPr>
+              <w:t>4</w:t>
+            </w:r>
+            <w:r>
+              <w:rPr>
+                <w:bCs/>
+                <w:sz w:val="32"/>
+                <w:szCs w:val="32"/>
+              </w:rPr>
+              <w:t>)</w:t>
+            </w:r>
+            <w:r>
+              <w:rPr>
+                <w:bCs/>
+                <w:sz w:val="32"/>
+                <w:szCs w:val="32"/>
+              </w:rPr>
+              <w:t>.</w:t>
+            </w:r>
           </w:p>
           <w:p>
             <w:pPr>
@@ -554,14 +623,14 @@
               </w:numPr>
               <w:jc w:val="left"/>
               <w:rPr>
-                <w:b/>
-                <w:sz w:val="32"/>
-                <w:szCs w:val="32"/>
-              </w:rPr>
-            </w:pPr>
-            <w:r>
-              <w:rPr>
-                <w:b/>
+                <w:bCs/>
+                <w:sz w:val="32"/>
+                <w:szCs w:val="32"/>
+              </w:rPr>
+            </w:pPr>
+            <w:r>
+              <w:rPr>
+                <w:bCs/>
                 <w:sz w:val="32"/>
                 <w:szCs w:val="32"/>
               </w:rPr>
@@ -570,7 +639,7 @@
             <w:proofErr w:type="spellStart"/>
             <w:r>
               <w:rPr>
-                <w:b/>
+                <w:bCs/>
                 <w:sz w:val="32"/>
                 <w:szCs w:val="32"/>
               </w:rPr>
@@ -579,7 +648,7 @@
             <w:proofErr w:type="spellEnd"/>
             <w:r>
               <w:rPr>
-                <w:b/>
+                <w:bCs/>
                 <w:sz w:val="32"/>
                 <w:szCs w:val="32"/>
               </w:rPr>
@@ -587,23 +656,12 @@
             </w:r>
             <w:r>
               <w:rPr>
-                <w:b/>
+                <w:bCs/>
                 <w:sz w:val="32"/>
                 <w:szCs w:val="32"/>
               </w:rPr>
               <w:t xml:space="preserve"> </w:t>
             </w:r>
-          </w:p>
-          <w:p>
-            <w:pPr>
-              <w:pStyle w:val="Ttulo2"/>
-              <w:jc w:val="left"/>
-              <w:rPr>
-                <w:b/>
-                <w:sz w:val="32"/>
-                <w:szCs w:val="32"/>
-              </w:rPr>
-            </w:pPr>
           </w:p>
           <w:p>
             <w:pPr>
@@ -614,14 +672,14 @@
               </w:numPr>
               <w:jc w:val="left"/>
               <w:rPr>
-                <w:b/>
-                <w:sz w:val="32"/>
-                <w:szCs w:val="32"/>
-              </w:rPr>
-            </w:pPr>
-            <w:r>
-              <w:rPr>
-                <w:b/>
+                <w:bCs/>
+                <w:sz w:val="32"/>
+                <w:szCs w:val="32"/>
+              </w:rPr>
+            </w:pPr>
+            <w:r>
+              <w:rPr>
+                <w:bCs/>
                 <w:sz w:val="32"/>
                 <w:szCs w:val="32"/>
               </w:rPr>
@@ -629,23 +687,45 @@
             </w:r>
             <w:r>
               <w:rPr>
-                <w:b/>
+                <w:bCs/>
+                <w:sz w:val="32"/>
+                <w:szCs w:val="32"/>
+              </w:rPr>
+              <w:t xml:space="preserve"> os dados </w:t>
+            </w:r>
+            <w:r>
+              <w:rPr>
+                <w:bCs/>
+                <w:sz w:val="32"/>
+                <w:szCs w:val="32"/>
+              </w:rPr>
+              <w:t>(</w:t>
+            </w:r>
+            <w:r>
+              <w:rPr>
+                <w:bCs/>
+                <w:color w:val="FF0000"/>
+                <w:sz w:val="32"/>
+                <w:szCs w:val="32"/>
+              </w:rPr>
+              <w:t>Tela_07</w:t>
+            </w:r>
+            <w:r>
+              <w:rPr>
+                <w:bCs/>
+                <w:sz w:val="32"/>
+                <w:szCs w:val="32"/>
+              </w:rPr>
+              <w:t>)</w:t>
+            </w:r>
+            <w:r>
+              <w:rPr>
+                <w:bCs/>
                 <w:sz w:val="32"/>
                 <w:szCs w:val="32"/>
               </w:rPr>
               <w:t>.</w:t>
             </w:r>
-          </w:p>
-          <w:p>
-            <w:pPr>
-              <w:pStyle w:val="Ttulo2"/>
-              <w:jc w:val="left"/>
-              <w:rPr>
-                <w:b/>
-                <w:sz w:val="32"/>
-                <w:szCs w:val="32"/>
-              </w:rPr>
-            </w:pPr>
           </w:p>
           <w:p>
             <w:pPr>
@@ -656,21 +736,20 @@
               </w:numPr>
               <w:jc w:val="left"/>
               <w:rPr>
-                <w:b/>
-                <w:sz w:val="32"/>
-                <w:szCs w:val="32"/>
-              </w:rPr>
-            </w:pPr>
-            <w:r>
-              <w:rPr>
-                <w:b/>
+                <w:bCs/>
+                <w:sz w:val="32"/>
+                <w:szCs w:val="32"/>
+              </w:rPr>
+            </w:pPr>
+            <w:r>
+              <w:rPr>
+                <w:bCs/>
                 <w:sz w:val="32"/>
                 <w:szCs w:val="32"/>
               </w:rPr>
               <w:t>Sistema válida formato dos dados.</w:t>
             </w:r>
           </w:p>
-          <w:p/>
           <w:p>
             <w:pPr>
               <w:pStyle w:val="Ttulo2"/>
@@ -687,22 +766,20 @@
             </w:pPr>
             <w:r>
               <w:rPr>
+                <w:bCs/>
+                <w:sz w:val="32"/>
+                <w:szCs w:val="32"/>
+              </w:rPr>
+              <w:t>Sistema salva e confirma.</w:t>
+            </w:r>
+            <w:r>
+              <w:rPr>
                 <w:b/>
                 <w:sz w:val="32"/>
                 <w:szCs w:val="32"/>
               </w:rPr>
-              <w:t>Sistema salva e confirma.</w:t>
-            </w:r>
-            <w:r>
-              <w:rPr>
-                <w:b/>
-                <w:sz w:val="32"/>
-                <w:szCs w:val="32"/>
-              </w:rPr>
               <w:t xml:space="preserve"> </w:t>
             </w:r>
-            <w:bookmarkStart w:id="0" w:name="_GoBack"/>
-            <w:bookmarkEnd w:id="0"/>
           </w:p>
         </w:tc>
       </w:tr>
@@ -773,10 +850,16 @@
               <w:rPr>
                 <w:b/>
               </w:rPr>
-              <w:t>E1</w:t>
-            </w:r>
-            <w:r>
-              <w:t xml:space="preserve"> — CPF/</w:t>
+              <w:t>Linha 4:</w:t>
+            </w:r>
+            <w:r>
+              <w:t xml:space="preserve"> </w:t>
+            </w:r>
+            <w:r>
+              <w:t>CPF</w:t>
+            </w:r>
+            <w:r>
+              <w:t>/</w:t>
             </w:r>
             <w:proofErr w:type="spellStart"/>
             <w:r>
@@ -785,6 +868,9 @@
             <w:proofErr w:type="spellEnd"/>
             <w:r>
               <w:t xml:space="preserve"> já cadastrado → erro, retorna ao passo 3</w:t>
+            </w:r>
+            <w:r>
+              <w:t>.</w:t>
             </w:r>
           </w:p>
           <w:p/>
@@ -1199,7 +1285,7 @@
 </file>
 
 <file path=word/numbering.xml><?xml version="1.0" encoding="utf-8"?>
-<w:numbering xmlns:wpc="http://schemas.microsoft.com/office/word/2010/wordprocessingCanvas" xmlns:mc="http://schemas.openxmlformats.org/markup-compatibility/2006" xmlns:o="urn:schemas-microsoft-com:office:office" xmlns:r="http://schemas.openxmlformats.org/officeDocument/2006/relationships" xmlns:m="http://schemas.openxmlformats.org/officeDocument/2006/math" xmlns:v="urn:schemas-microsoft-com:vml" xmlns:wp14="http://schemas.microsoft.com/office/word/2010/wordprocessingDrawing" xmlns:wp="http://schemas.openxmlformats.org/drawingml/2006/wordprocessingDrawing" xmlns:w10="urn:schemas-microsoft-com:office:word" xmlns:w="http://schemas.openxmlformats.org/wordprocessingml/2006/main" xmlns:w14="http://schemas.microsoft.com/office/word/2010/wordml" xmlns:w15="http://schemas.microsoft.com/office/word/2012/wordml" xmlns:wpg="http://schemas.microsoft.com/office/word/2010/wordprocessingGroup" xmlns:wpi="http://schemas.microsoft.com/office/word/2010/wordprocessingInk" xmlns:wne="http://schemas.microsoft.com/office/word/2006/wordml" xmlns:wps="http://schemas.microsoft.com/office/word/2010/wordprocessingShape" mc:Ignorable="w14 w15 wp14">
+<w:numbering xmlns:wpc="http://schemas.microsoft.com/office/word/2010/wordprocessingCanvas" xmlns:cx="http://schemas.microsoft.com/office/drawing/2014/chartex" xmlns:cx1="http://schemas.microsoft.com/office/drawing/2015/9/8/chartex" xmlns:cx2="http://schemas.microsoft.com/office/drawing/2015/10/21/chartex" xmlns:cx3="http://schemas.microsoft.com/office/drawing/2016/5/9/chartex" xmlns:cx4="http://schemas.microsoft.com/office/drawing/2016/5/10/chartex" xmlns:cx5="http://schemas.microsoft.com/office/drawing/2016/5/11/chartex" xmlns:cx6="http://schemas.microsoft.com/office/drawing/2016/5/12/chartex" xmlns:cx7="http://schemas.microsoft.com/office/drawing/2016/5/13/chartex" xmlns:cx8="http://schemas.microsoft.com/office/drawing/2016/5/14/chartex" xmlns:mc="http://schemas.openxmlformats.org/markup-compatibility/2006" xmlns:aink="http://schemas.microsoft.com/office/drawing/2016/ink" xmlns:am3d="http://schemas.microsoft.com/office/drawing/2017/model3d" xmlns:o="urn:schemas-microsoft-com:office:office" xmlns:oel="http://schemas.microsoft.com/office/2019/extlst" xmlns:r="http://schemas.openxmlformats.org/officeDocument/2006/relationships" xmlns:m="http://schemas.openxmlformats.org/officeDocument/2006/math" xmlns:v="urn:schemas-microsoft-com:vml" xmlns:wp14="http://schemas.microsoft.com/office/word/2010/wordprocessingDrawing" xmlns:wp="http://schemas.openxmlformats.org/drawingml/2006/wordprocessingDrawing" xmlns:w10="urn:schemas-microsoft-com:office:word" xmlns:w="http://schemas.openxmlformats.org/wordprocessingml/2006/main" xmlns:w14="http://schemas.microsoft.com/office/word/2010/wordml" xmlns:w15="http://schemas.microsoft.com/office/word/2012/wordml" xmlns:w16cex="http://schemas.microsoft.com/office/word/2018/wordml/cex" xmlns:w16cid="http://schemas.microsoft.com/office/word/2016/wordml/cid" xmlns:w16="http://schemas.microsoft.com/office/word/2018/wordml" xmlns:w16sdtdh="http://schemas.microsoft.com/office/word/2020/wordml/sdtdatahash" xmlns:w16se="http://schemas.microsoft.com/office/word/2015/wordml/symex" xmlns:wpg="http://schemas.microsoft.com/office/word/2010/wordprocessingGroup" xmlns:wpi="http://schemas.microsoft.com/office/word/2010/wordprocessingInk" xmlns:wne="http://schemas.microsoft.com/office/word/2006/wordml" xmlns:wps="http://schemas.microsoft.com/office/word/2010/wordprocessingShape" mc:Ignorable="w14 w15 w16se w16cid w16 w16cex w16sdtdh wp14">
   <w:abstractNum w:abstractNumId="0" w15:restartNumberingAfterBreak="0">
     <w:nsid w:val="0145720D"/>
     <w:multiLevelType w:val="singleLevel"/>
@@ -1223,8 +1309,8 @@
   <w:abstractNum w:abstractNumId="1" w15:restartNumberingAfterBreak="0">
     <w:nsid w:val="417609DE"/>
     <w:multiLevelType w:val="hybridMultilevel"/>
-    <w:tmpl w:val="68F021F0"/>
-    <w:lvl w:ilvl="0" w:tplc="0416000F">
+    <w:tmpl w:val="0BBCA714"/>
+    <w:lvl w:ilvl="0" w:tplc="547EC02E">
       <w:start w:val="1"/>
       <w:numFmt w:val="decimal"/>
       <w:lvlText w:val="%1."/>
@@ -1234,6 +1320,8 @@
       </w:pPr>
       <w:rPr>
         <w:rFonts w:hint="default"/>
+        <w:b w:val="0"/>
+        <w:bCs/>
       </w:rPr>
     </w:lvl>
     <w:lvl w:ilvl="1" w:tplc="04160019" w:tentative="1">
@@ -1511,7 +1599,7 @@
       </w:pPr>
     </w:lvl>
   </w:abstractNum>
-  <w:num w:numId="1">
+  <w:num w:numId="1" w16cid:durableId="1638143652">
     <w:abstractNumId w:val="3"/>
     <w:lvlOverride w:ilvl="0">
       <w:startOverride w:val="1"/>
@@ -1541,7 +1629,7 @@
       <w:startOverride w:val="1"/>
     </w:lvlOverride>
   </w:num>
-  <w:num w:numId="2">
+  <w:num w:numId="2" w16cid:durableId="585966281">
     <w:abstractNumId w:val="2"/>
     <w:lvlOverride w:ilvl="0">
       <w:startOverride w:val="3"/>
@@ -1571,20 +1659,20 @@
       <w:startOverride w:val="1"/>
     </w:lvlOverride>
   </w:num>
-  <w:num w:numId="3">
+  <w:num w:numId="3" w16cid:durableId="767581842">
     <w:abstractNumId w:val="0"/>
   </w:num>
-  <w:num w:numId="4">
+  <w:num w:numId="4" w16cid:durableId="864900327">
     <w:abstractNumId w:val="2"/>
   </w:num>
-  <w:num w:numId="5">
+  <w:num w:numId="5" w16cid:durableId="1054278560">
     <w:abstractNumId w:val="1"/>
   </w:num>
 </w:numbering>
 </file>
 
 <file path=word/styles.xml><?xml version="1.0" encoding="utf-8"?>
-<w:styles xmlns:mc="http://schemas.openxmlformats.org/markup-compatibility/2006" xmlns:r="http://schemas.openxmlformats.org/officeDocument/2006/relationships" xmlns:w="http://schemas.openxmlformats.org/wordprocessingml/2006/main" xmlns:w14="http://schemas.microsoft.com/office/word/2010/wordml" xmlns:w15="http://schemas.microsoft.com/office/word/2012/wordml" mc:Ignorable="w14 w15">
+<w:styles xmlns:mc="http://schemas.openxmlformats.org/markup-compatibility/2006" xmlns:r="http://schemas.openxmlformats.org/officeDocument/2006/relationships" xmlns:w="http://schemas.openxmlformats.org/wordprocessingml/2006/main" xmlns:w14="http://schemas.microsoft.com/office/word/2010/wordml" xmlns:w15="http://schemas.microsoft.com/office/word/2012/wordml" xmlns:w16cex="http://schemas.microsoft.com/office/word/2018/wordml/cex" xmlns:w16cid="http://schemas.microsoft.com/office/word/2016/wordml/cid" xmlns:w16="http://schemas.microsoft.com/office/word/2018/wordml" xmlns:w16sdtdh="http://schemas.microsoft.com/office/word/2020/wordml/sdtdatahash" xmlns:w16se="http://schemas.microsoft.com/office/word/2015/wordml/symex" mc:Ignorable="w14 w15 w16se w16cid w16 w16cex w16sdtdh">
   <w:docDefaults>
     <w:rPrDefault>
       <w:rPr>
@@ -1600,7 +1688,7 @@
       </w:pPr>
     </w:pPrDefault>
   </w:docDefaults>
-  <w:latentStyles w:defLockedState="0" w:defUIPriority="99" w:defSemiHidden="0" w:defUnhideWhenUsed="0" w:defQFormat="0" w:count="371">
+  <w:latentStyles w:defLockedState="0" w:defUIPriority="99" w:defSemiHidden="0" w:defUnhideWhenUsed="0" w:defQFormat="0" w:count="376">
     <w:lsdException w:name="Normal" w:uiPriority="0" w:qFormat="1"/>
     <w:lsdException w:name="heading 1" w:uiPriority="9" w:qFormat="1"/>
     <w:lsdException w:name="heading 2" w:semiHidden="1" w:uiPriority="0" w:unhideWhenUsed="1" w:qFormat="1"/>
@@ -1972,6 +2060,11 @@
     <w:lsdException w:name="List Table 5 Dark Accent 6" w:uiPriority="50"/>
     <w:lsdException w:name="List Table 6 Colorful Accent 6" w:uiPriority="51"/>
     <w:lsdException w:name="List Table 7 Colorful Accent 6" w:uiPriority="52"/>
+    <w:lsdException w:name="Mention" w:semiHidden="1" w:unhideWhenUsed="1"/>
+    <w:lsdException w:name="Smart Hyperlink" w:semiHidden="1" w:unhideWhenUsed="1"/>
+    <w:lsdException w:name="Hashtag" w:semiHidden="1" w:unhideWhenUsed="1"/>
+    <w:lsdException w:name="Unresolved Mention" w:semiHidden="1" w:unhideWhenUsed="1"/>
+    <w:lsdException w:name="Smart Link" w:semiHidden="1" w:unhideWhenUsed="1"/>
   </w:latentStyles>
   <w:style w:type="paragraph" w:default="1" w:styleId="Normal">
     <w:name w:val="Normal"/>

--- a/Requisitos/Documentos de Casos de Uso/CSU03 - ManterSolicitante.docx
+++ b/Requisitos/Documentos de Casos de Uso/CSU03 - ManterSolicitante.docx
@@ -1,6 +1,6 @@
 
 <file path=word/document.xml><?xml version="1.0" encoding="utf-8"?>
-<w:document xmlns:wpc="http://schemas.microsoft.com/office/word/2010/wordprocessingCanvas" xmlns:cx="http://schemas.microsoft.com/office/drawing/2014/chartex" xmlns:cx1="http://schemas.microsoft.com/office/drawing/2015/9/8/chartex" xmlns:cx2="http://schemas.microsoft.com/office/drawing/2015/10/21/chartex" xmlns:cx3="http://schemas.microsoft.com/office/drawing/2016/5/9/chartex" xmlns:cx4="http://schemas.microsoft.com/office/drawing/2016/5/10/chartex" xmlns:cx5="http://schemas.microsoft.com/office/drawing/2016/5/11/chartex" xmlns:cx6="http://schemas.microsoft.com/office/drawing/2016/5/12/chartex" xmlns:cx7="http://schemas.microsoft.com/office/drawing/2016/5/13/chartex" xmlns:cx8="http://schemas.microsoft.com/office/drawing/2016/5/14/chartex" xmlns:mc="http://schemas.openxmlformats.org/markup-compatibility/2006" xmlns:aink="http://schemas.microsoft.com/office/drawing/2016/ink" xmlns:am3d="http://schemas.microsoft.com/office/drawing/2017/model3d" xmlns:o="urn:schemas-microsoft-com:office:office" xmlns:oel="http://schemas.microsoft.com/office/2019/extlst" xmlns:r="http://schemas.openxmlformats.org/officeDocument/2006/relationships" xmlns:m="http://schemas.openxmlformats.org/officeDocument/2006/math" xmlns:v="urn:schemas-microsoft-com:vml" xmlns:wp14="http://schemas.microsoft.com/office/word/2010/wordprocessingDrawing" xmlns:wp="http://schemas.openxmlformats.org/drawingml/2006/wordprocessingDrawing" xmlns:w10="urn:schemas-microsoft-com:office:word" xmlns:w="http://schemas.openxmlformats.org/wordprocessingml/2006/main" xmlns:w14="http://schemas.microsoft.com/office/word/2010/wordml" xmlns:w15="http://schemas.microsoft.com/office/word/2012/wordml" xmlns:w16cex="http://schemas.microsoft.com/office/word/2018/wordml/cex" xmlns:w16cid="http://schemas.microsoft.com/office/word/2016/wordml/cid" xmlns:w16="http://schemas.microsoft.com/office/word/2018/wordml" xmlns:w16sdtdh="http://schemas.microsoft.com/office/word/2020/wordml/sdtdatahash" xmlns:w16se="http://schemas.microsoft.com/office/word/2015/wordml/symex" xmlns:wpg="http://schemas.microsoft.com/office/word/2010/wordprocessingGroup" xmlns:wpi="http://schemas.microsoft.com/office/word/2010/wordprocessingInk" xmlns:wne="http://schemas.microsoft.com/office/word/2006/wordml" xmlns:wps="http://schemas.microsoft.com/office/word/2010/wordprocessingShape" mc:Ignorable="w14 w15 w16se w16cid w16 w16cex w16sdtdh wp14">
+<w:document xmlns:wpc="http://schemas.microsoft.com/office/word/2010/wordprocessingCanvas" xmlns:mc="http://schemas.openxmlformats.org/markup-compatibility/2006" xmlns:o="urn:schemas-microsoft-com:office:office" xmlns:r="http://schemas.openxmlformats.org/officeDocument/2006/relationships" xmlns:m="http://schemas.openxmlformats.org/officeDocument/2006/math" xmlns:v="urn:schemas-microsoft-com:vml" xmlns:wp14="http://schemas.microsoft.com/office/word/2010/wordprocessingDrawing" xmlns:wp="http://schemas.openxmlformats.org/drawingml/2006/wordprocessingDrawing" xmlns:w10="urn:schemas-microsoft-com:office:word" xmlns:w="http://schemas.openxmlformats.org/wordprocessingml/2006/main" xmlns:w14="http://schemas.microsoft.com/office/word/2010/wordml" xmlns:w15="http://schemas.microsoft.com/office/word/2012/wordml" xmlns:wpg="http://schemas.microsoft.com/office/word/2010/wordprocessingGroup" xmlns:wpi="http://schemas.microsoft.com/office/word/2010/wordprocessingInk" xmlns:wne="http://schemas.microsoft.com/office/word/2006/wordml" xmlns:wps="http://schemas.microsoft.com/office/word/2010/wordprocessingShape" mc:Ignorable="w14 w15 wp14">
   <w:body>
     <w:p>
       <w:pPr>
@@ -370,29 +370,45 @@
             <w:pPr>
               <w:rPr>
                 <w:sz w:val="28"/>
-                <w:szCs w:val="28"/>
-              </w:rPr>
-            </w:pPr>
-            <w:r>
-              <w:rPr>
-                <w:sz w:val="28"/>
-                <w:szCs w:val="28"/>
-              </w:rPr>
+              </w:rPr>
+            </w:pPr>
+            <w:r>
+              <w:rPr>
+                <w:rStyle w:val="CdigoHTML"/>
+                <w:sz w:val="24"/>
+                <w:szCs w:val="24"/>
+              </w:rPr>
+              <w:t>«</w:t>
+            </w:r>
+            <w:r>
               <w:t xml:space="preserve"> </w:t>
             </w:r>
-            <w:r>
-              <w:rPr>
-                <w:sz w:val="28"/>
-                <w:szCs w:val="28"/>
-              </w:rPr>
-              <w:t xml:space="preserve">Usuário autenticado </w:t>
-            </w:r>
-            <w:r>
-              <w:rPr>
-                <w:sz w:val="28"/>
-                <w:szCs w:val="28"/>
-              </w:rPr>
-              <w:t>(exceto no cadastro inicial).</w:t>
+            <w:proofErr w:type="spellStart"/>
+            <w:proofErr w:type="gramStart"/>
+            <w:r>
+              <w:t>include</w:t>
+            </w:r>
+            <w:proofErr w:type="gramEnd"/>
+            <w:r>
+              <w:rPr>
+                <w:rStyle w:val="CdigoHTML"/>
+                <w:sz w:val="24"/>
+                <w:szCs w:val="24"/>
+              </w:rPr>
+              <w:t>»</w:t>
+            </w:r>
+            <w:r>
+              <w:t>AutenticarUsuario</w:t>
+            </w:r>
+            <w:proofErr w:type="spellEnd"/>
+            <w:r>
+              <w:t xml:space="preserve"> </w:t>
+            </w:r>
+            <w:r>
+              <w:t>(exceto no cadastro inicial)</w:t>
+            </w:r>
+            <w:r>
+              <w:t>.</w:t>
             </w:r>
           </w:p>
         </w:tc>
@@ -463,7 +479,7 @@
       <w:tr>
         <w:trPr>
           <w:cantSplit/>
-          <w:trHeight w:val="2330"/>
+          <w:trHeight w:val="4716"/>
         </w:trPr>
         <w:tc>
           <w:tcPr>
@@ -504,115 +520,30 @@
               </w:numPr>
               <w:jc w:val="left"/>
               <w:rPr>
-                <w:bCs/>
+                <w:b/>
                 <w:sz w:val="32"/>
                 <w:szCs w:val="32"/>
               </w:rPr>
             </w:pPr>
             <w:r>
               <w:rPr>
-                <w:bCs/>
+                <w:b/>
                 <w:sz w:val="32"/>
                 <w:szCs w:val="32"/>
               </w:rPr>
-              <w:t xml:space="preserve">Solicitante acessa “Meus Dados” ou “Criar </w:t>
-            </w:r>
-            <w:proofErr w:type="gramStart"/>
-            <w:r>
-              <w:rPr>
-                <w:bCs/>
+              <w:t>Solicitante acessa “Meus Dados” ou “Criar Conta”.</w:t>
+            </w:r>
+          </w:p>
+          <w:p>
+            <w:pPr>
+              <w:pStyle w:val="Ttulo2"/>
+              <w:jc w:val="left"/>
+              <w:rPr>
+                <w:b/>
                 <w:sz w:val="32"/>
                 <w:szCs w:val="32"/>
               </w:rPr>
-              <w:t>Conta”</w:t>
-            </w:r>
-            <w:r>
-              <w:rPr>
-                <w:bCs/>
-                <w:sz w:val="32"/>
-                <w:szCs w:val="32"/>
-              </w:rPr>
-              <w:t>(</w:t>
-            </w:r>
-            <w:proofErr w:type="gramEnd"/>
-            <w:r>
-              <w:rPr>
-                <w:bCs/>
-                <w:color w:val="FF0000"/>
-                <w:sz w:val="32"/>
-                <w:szCs w:val="32"/>
-              </w:rPr>
-              <w:t>Tela</w:t>
-            </w:r>
-            <w:r>
-              <w:rPr>
-                <w:bCs/>
-                <w:color w:val="FF0000"/>
-                <w:sz w:val="32"/>
-                <w:szCs w:val="32"/>
-              </w:rPr>
-              <w:t>_</w:t>
-            </w:r>
-            <w:r>
-              <w:rPr>
-                <w:bCs/>
-                <w:color w:val="FF0000"/>
-                <w:sz w:val="32"/>
-                <w:szCs w:val="32"/>
-              </w:rPr>
-              <w:t>0</w:t>
-            </w:r>
-            <w:r>
-              <w:rPr>
-                <w:bCs/>
-                <w:color w:val="FF0000"/>
-                <w:sz w:val="32"/>
-                <w:szCs w:val="32"/>
-              </w:rPr>
-              <w:t>2</w:t>
-            </w:r>
-            <w:r>
-              <w:rPr>
-                <w:bCs/>
-                <w:sz w:val="32"/>
-                <w:szCs w:val="32"/>
-              </w:rPr>
-              <w:t>/</w:t>
-            </w:r>
-            <w:r>
-              <w:rPr>
-                <w:bCs/>
-                <w:color w:val="FF0000"/>
-                <w:sz w:val="32"/>
-                <w:szCs w:val="32"/>
-              </w:rPr>
-              <w:t>Tela_0</w:t>
-            </w:r>
-            <w:r>
-              <w:rPr>
-                <w:bCs/>
-                <w:color w:val="FF0000"/>
-                <w:sz w:val="32"/>
-                <w:szCs w:val="32"/>
-              </w:rPr>
-              <w:t>4</w:t>
-            </w:r>
-            <w:r>
-              <w:rPr>
-                <w:bCs/>
-                <w:sz w:val="32"/>
-                <w:szCs w:val="32"/>
-              </w:rPr>
-              <w:t>)</w:t>
-            </w:r>
-            <w:r>
-              <w:rPr>
-                <w:bCs/>
-                <w:sz w:val="32"/>
-                <w:szCs w:val="32"/>
-              </w:rPr>
-              <w:t>.</w:t>
-            </w:r>
+            </w:pPr>
           </w:p>
           <w:p>
             <w:pPr>
@@ -623,14 +554,14 @@
               </w:numPr>
               <w:jc w:val="left"/>
               <w:rPr>
-                <w:bCs/>
+                <w:b/>
                 <w:sz w:val="32"/>
                 <w:szCs w:val="32"/>
               </w:rPr>
             </w:pPr>
             <w:r>
               <w:rPr>
-                <w:bCs/>
+                <w:b/>
                 <w:sz w:val="32"/>
                 <w:szCs w:val="32"/>
               </w:rPr>
@@ -639,7 +570,7 @@
             <w:proofErr w:type="spellStart"/>
             <w:r>
               <w:rPr>
-                <w:bCs/>
+                <w:b/>
                 <w:sz w:val="32"/>
                 <w:szCs w:val="32"/>
               </w:rPr>
@@ -648,7 +579,7 @@
             <w:proofErr w:type="spellEnd"/>
             <w:r>
               <w:rPr>
-                <w:bCs/>
+                <w:b/>
                 <w:sz w:val="32"/>
                 <w:szCs w:val="32"/>
               </w:rPr>
@@ -656,12 +587,23 @@
             </w:r>
             <w:r>
               <w:rPr>
-                <w:bCs/>
+                <w:b/>
                 <w:sz w:val="32"/>
                 <w:szCs w:val="32"/>
               </w:rPr>
               <w:t xml:space="preserve"> </w:t>
             </w:r>
+          </w:p>
+          <w:p>
+            <w:pPr>
+              <w:pStyle w:val="Ttulo2"/>
+              <w:jc w:val="left"/>
+              <w:rPr>
+                <w:b/>
+                <w:sz w:val="32"/>
+                <w:szCs w:val="32"/>
+              </w:rPr>
+            </w:pPr>
           </w:p>
           <w:p>
             <w:pPr>
@@ -672,14 +614,14 @@
               </w:numPr>
               <w:jc w:val="left"/>
               <w:rPr>
-                <w:bCs/>
+                <w:b/>
                 <w:sz w:val="32"/>
                 <w:szCs w:val="32"/>
               </w:rPr>
             </w:pPr>
             <w:r>
               <w:rPr>
-                <w:bCs/>
+                <w:b/>
                 <w:sz w:val="32"/>
                 <w:szCs w:val="32"/>
               </w:rPr>
@@ -687,45 +629,23 @@
             </w:r>
             <w:r>
               <w:rPr>
-                <w:bCs/>
+                <w:b/>
                 <w:sz w:val="32"/>
                 <w:szCs w:val="32"/>
               </w:rPr>
-              <w:t xml:space="preserve"> os dados </w:t>
-            </w:r>
-            <w:r>
-              <w:rPr>
-                <w:bCs/>
+              <w:t>.</w:t>
+            </w:r>
+          </w:p>
+          <w:p>
+            <w:pPr>
+              <w:pStyle w:val="Ttulo2"/>
+              <w:jc w:val="left"/>
+              <w:rPr>
+                <w:b/>
                 <w:sz w:val="32"/>
                 <w:szCs w:val="32"/>
               </w:rPr>
-              <w:t>(</w:t>
-            </w:r>
-            <w:r>
-              <w:rPr>
-                <w:bCs/>
-                <w:color w:val="FF0000"/>
-                <w:sz w:val="32"/>
-                <w:szCs w:val="32"/>
-              </w:rPr>
-              <w:t>Tela_07</w:t>
-            </w:r>
-            <w:r>
-              <w:rPr>
-                <w:bCs/>
-                <w:sz w:val="32"/>
-                <w:szCs w:val="32"/>
-              </w:rPr>
-              <w:t>)</w:t>
-            </w:r>
-            <w:r>
-              <w:rPr>
-                <w:bCs/>
-                <w:sz w:val="32"/>
-                <w:szCs w:val="32"/>
-              </w:rPr>
-              <w:t>.</w:t>
-            </w:r>
+            </w:pPr>
           </w:p>
           <w:p>
             <w:pPr>
@@ -736,20 +656,21 @@
               </w:numPr>
               <w:jc w:val="left"/>
               <w:rPr>
-                <w:bCs/>
+                <w:b/>
                 <w:sz w:val="32"/>
                 <w:szCs w:val="32"/>
               </w:rPr>
             </w:pPr>
             <w:r>
               <w:rPr>
-                <w:bCs/>
+                <w:b/>
                 <w:sz w:val="32"/>
                 <w:szCs w:val="32"/>
               </w:rPr>
               <w:t>Sistema válida formato dos dados.</w:t>
             </w:r>
           </w:p>
+          <w:p/>
           <w:p>
             <w:pPr>
               <w:pStyle w:val="Ttulo2"/>
@@ -766,7 +687,7 @@
             </w:pPr>
             <w:r>
               <w:rPr>
-                <w:bCs/>
+                <w:b/>
                 <w:sz w:val="32"/>
                 <w:szCs w:val="32"/>
               </w:rPr>
@@ -780,6 +701,8 @@
               </w:rPr>
               <w:t xml:space="preserve"> </w:t>
             </w:r>
+            <w:bookmarkStart w:id="0" w:name="_GoBack"/>
+            <w:bookmarkEnd w:id="0"/>
           </w:p>
         </w:tc>
       </w:tr>
@@ -850,16 +773,10 @@
               <w:rPr>
                 <w:b/>
               </w:rPr>
-              <w:t>Linha 4:</w:t>
-            </w:r>
-            <w:r>
-              <w:t xml:space="preserve"> </w:t>
-            </w:r>
-            <w:r>
-              <w:t>CPF</w:t>
-            </w:r>
-            <w:r>
-              <w:t>/</w:t>
+              <w:t>E1</w:t>
+            </w:r>
+            <w:r>
+              <w:t xml:space="preserve"> — CPF/</w:t>
             </w:r>
             <w:proofErr w:type="spellStart"/>
             <w:r>
@@ -868,9 +785,6 @@
             <w:proofErr w:type="spellEnd"/>
             <w:r>
               <w:t xml:space="preserve"> já cadastrado → erro, retorna ao passo 3</w:t>
-            </w:r>
-            <w:r>
-              <w:t>.</w:t>
             </w:r>
           </w:p>
           <w:p/>
@@ -1285,7 +1199,7 @@
 </file>
 
 <file path=word/numbering.xml><?xml version="1.0" encoding="utf-8"?>
-<w:numbering xmlns:wpc="http://schemas.microsoft.com/office/word/2010/wordprocessingCanvas" xmlns:cx="http://schemas.microsoft.com/office/drawing/2014/chartex" xmlns:cx1="http://schemas.microsoft.com/office/drawing/2015/9/8/chartex" xmlns:cx2="http://schemas.microsoft.com/office/drawing/2015/10/21/chartex" xmlns:cx3="http://schemas.microsoft.com/office/drawing/2016/5/9/chartex" xmlns:cx4="http://schemas.microsoft.com/office/drawing/2016/5/10/chartex" xmlns:cx5="http://schemas.microsoft.com/office/drawing/2016/5/11/chartex" xmlns:cx6="http://schemas.microsoft.com/office/drawing/2016/5/12/chartex" xmlns:cx7="http://schemas.microsoft.com/office/drawing/2016/5/13/chartex" xmlns:cx8="http://schemas.microsoft.com/office/drawing/2016/5/14/chartex" xmlns:mc="http://schemas.openxmlformats.org/markup-compatibility/2006" xmlns:aink="http://schemas.microsoft.com/office/drawing/2016/ink" xmlns:am3d="http://schemas.microsoft.com/office/drawing/2017/model3d" xmlns:o="urn:schemas-microsoft-com:office:office" xmlns:oel="http://schemas.microsoft.com/office/2019/extlst" xmlns:r="http://schemas.openxmlformats.org/officeDocument/2006/relationships" xmlns:m="http://schemas.openxmlformats.org/officeDocument/2006/math" xmlns:v="urn:schemas-microsoft-com:vml" xmlns:wp14="http://schemas.microsoft.com/office/word/2010/wordprocessingDrawing" xmlns:wp="http://schemas.openxmlformats.org/drawingml/2006/wordprocessingDrawing" xmlns:w10="urn:schemas-microsoft-com:office:word" xmlns:w="http://schemas.openxmlformats.org/wordprocessingml/2006/main" xmlns:w14="http://schemas.microsoft.com/office/word/2010/wordml" xmlns:w15="http://schemas.microsoft.com/office/word/2012/wordml" xmlns:w16cex="http://schemas.microsoft.com/office/word/2018/wordml/cex" xmlns:w16cid="http://schemas.microsoft.com/office/word/2016/wordml/cid" xmlns:w16="http://schemas.microsoft.com/office/word/2018/wordml" xmlns:w16sdtdh="http://schemas.microsoft.com/office/word/2020/wordml/sdtdatahash" xmlns:w16se="http://schemas.microsoft.com/office/word/2015/wordml/symex" xmlns:wpg="http://schemas.microsoft.com/office/word/2010/wordprocessingGroup" xmlns:wpi="http://schemas.microsoft.com/office/word/2010/wordprocessingInk" xmlns:wne="http://schemas.microsoft.com/office/word/2006/wordml" xmlns:wps="http://schemas.microsoft.com/office/word/2010/wordprocessingShape" mc:Ignorable="w14 w15 w16se w16cid w16 w16cex w16sdtdh wp14">
+<w:numbering xmlns:wpc="http://schemas.microsoft.com/office/word/2010/wordprocessingCanvas" xmlns:mc="http://schemas.openxmlformats.org/markup-compatibility/2006" xmlns:o="urn:schemas-microsoft-com:office:office" xmlns:r="http://schemas.openxmlformats.org/officeDocument/2006/relationships" xmlns:m="http://schemas.openxmlformats.org/officeDocument/2006/math" xmlns:v="urn:schemas-microsoft-com:vml" xmlns:wp14="http://schemas.microsoft.com/office/word/2010/wordprocessingDrawing" xmlns:wp="http://schemas.openxmlformats.org/drawingml/2006/wordprocessingDrawing" xmlns:w10="urn:schemas-microsoft-com:office:word" xmlns:w="http://schemas.openxmlformats.org/wordprocessingml/2006/main" xmlns:w14="http://schemas.microsoft.com/office/word/2010/wordml" xmlns:w15="http://schemas.microsoft.com/office/word/2012/wordml" xmlns:wpg="http://schemas.microsoft.com/office/word/2010/wordprocessingGroup" xmlns:wpi="http://schemas.microsoft.com/office/word/2010/wordprocessingInk" xmlns:wne="http://schemas.microsoft.com/office/word/2006/wordml" xmlns:wps="http://schemas.microsoft.com/office/word/2010/wordprocessingShape" mc:Ignorable="w14 w15 wp14">
   <w:abstractNum w:abstractNumId="0" w15:restartNumberingAfterBreak="0">
     <w:nsid w:val="0145720D"/>
     <w:multiLevelType w:val="singleLevel"/>
@@ -1309,8 +1223,8 @@
   <w:abstractNum w:abstractNumId="1" w15:restartNumberingAfterBreak="0">
     <w:nsid w:val="417609DE"/>
     <w:multiLevelType w:val="hybridMultilevel"/>
-    <w:tmpl w:val="0BBCA714"/>
-    <w:lvl w:ilvl="0" w:tplc="547EC02E">
+    <w:tmpl w:val="68F021F0"/>
+    <w:lvl w:ilvl="0" w:tplc="0416000F">
       <w:start w:val="1"/>
       <w:numFmt w:val="decimal"/>
       <w:lvlText w:val="%1."/>
@@ -1320,8 +1234,6 @@
       </w:pPr>
       <w:rPr>
         <w:rFonts w:hint="default"/>
-        <w:b w:val="0"/>
-        <w:bCs/>
       </w:rPr>
     </w:lvl>
     <w:lvl w:ilvl="1" w:tplc="04160019" w:tentative="1">
@@ -1599,7 +1511,7 @@
       </w:pPr>
     </w:lvl>
   </w:abstractNum>
-  <w:num w:numId="1" w16cid:durableId="1638143652">
+  <w:num w:numId="1">
     <w:abstractNumId w:val="3"/>
     <w:lvlOverride w:ilvl="0">
       <w:startOverride w:val="1"/>
@@ -1629,7 +1541,7 @@
       <w:startOverride w:val="1"/>
     </w:lvlOverride>
   </w:num>
-  <w:num w:numId="2" w16cid:durableId="585966281">
+  <w:num w:numId="2">
     <w:abstractNumId w:val="2"/>
     <w:lvlOverride w:ilvl="0">
       <w:startOverride w:val="3"/>
@@ -1659,20 +1571,20 @@
       <w:startOverride w:val="1"/>
     </w:lvlOverride>
   </w:num>
-  <w:num w:numId="3" w16cid:durableId="767581842">
+  <w:num w:numId="3">
     <w:abstractNumId w:val="0"/>
   </w:num>
-  <w:num w:numId="4" w16cid:durableId="864900327">
+  <w:num w:numId="4">
     <w:abstractNumId w:val="2"/>
   </w:num>
-  <w:num w:numId="5" w16cid:durableId="1054278560">
+  <w:num w:numId="5">
     <w:abstractNumId w:val="1"/>
   </w:num>
 </w:numbering>
 </file>
 
 <file path=word/styles.xml><?xml version="1.0" encoding="utf-8"?>
-<w:styles xmlns:mc="http://schemas.openxmlformats.org/markup-compatibility/2006" xmlns:r="http://schemas.openxmlformats.org/officeDocument/2006/relationships" xmlns:w="http://schemas.openxmlformats.org/wordprocessingml/2006/main" xmlns:w14="http://schemas.microsoft.com/office/word/2010/wordml" xmlns:w15="http://schemas.microsoft.com/office/word/2012/wordml" xmlns:w16cex="http://schemas.microsoft.com/office/word/2018/wordml/cex" xmlns:w16cid="http://schemas.microsoft.com/office/word/2016/wordml/cid" xmlns:w16="http://schemas.microsoft.com/office/word/2018/wordml" xmlns:w16sdtdh="http://schemas.microsoft.com/office/word/2020/wordml/sdtdatahash" xmlns:w16se="http://schemas.microsoft.com/office/word/2015/wordml/symex" mc:Ignorable="w14 w15 w16se w16cid w16 w16cex w16sdtdh">
+<w:styles xmlns:mc="http://schemas.openxmlformats.org/markup-compatibility/2006" xmlns:r="http://schemas.openxmlformats.org/officeDocument/2006/relationships" xmlns:w="http://schemas.openxmlformats.org/wordprocessingml/2006/main" xmlns:w14="http://schemas.microsoft.com/office/word/2010/wordml" xmlns:w15="http://schemas.microsoft.com/office/word/2012/wordml" mc:Ignorable="w14 w15">
   <w:docDefaults>
     <w:rPrDefault>
       <w:rPr>
@@ -1688,7 +1600,7 @@
       </w:pPr>
     </w:pPrDefault>
   </w:docDefaults>
-  <w:latentStyles w:defLockedState="0" w:defUIPriority="99" w:defSemiHidden="0" w:defUnhideWhenUsed="0" w:defQFormat="0" w:count="376">
+  <w:latentStyles w:defLockedState="0" w:defUIPriority="99" w:defSemiHidden="0" w:defUnhideWhenUsed="0" w:defQFormat="0" w:count="371">
     <w:lsdException w:name="Normal" w:uiPriority="0" w:qFormat="1"/>
     <w:lsdException w:name="heading 1" w:uiPriority="9" w:qFormat="1"/>
     <w:lsdException w:name="heading 2" w:semiHidden="1" w:uiPriority="0" w:unhideWhenUsed="1" w:qFormat="1"/>
@@ -2060,11 +1972,6 @@
     <w:lsdException w:name="List Table 5 Dark Accent 6" w:uiPriority="50"/>
     <w:lsdException w:name="List Table 6 Colorful Accent 6" w:uiPriority="51"/>
     <w:lsdException w:name="List Table 7 Colorful Accent 6" w:uiPriority="52"/>
-    <w:lsdException w:name="Mention" w:semiHidden="1" w:unhideWhenUsed="1"/>
-    <w:lsdException w:name="Smart Hyperlink" w:semiHidden="1" w:unhideWhenUsed="1"/>
-    <w:lsdException w:name="Hashtag" w:semiHidden="1" w:unhideWhenUsed="1"/>
-    <w:lsdException w:name="Unresolved Mention" w:semiHidden="1" w:unhideWhenUsed="1"/>
-    <w:lsdException w:name="Smart Link" w:semiHidden="1" w:unhideWhenUsed="1"/>
   </w:latentStyles>
   <w:style w:type="paragraph" w:default="1" w:styleId="Normal">
     <w:name w:val="Normal"/>
